--- a/docs/samples/nj-appellate-motion-jordan-example.docx
+++ b/docs/samples/nj-appellate-motion-jordan-example.docx
@@ -25,7 +25,7 @@
           <w:p>
             <w:pPr>
               <w:jc w:val="both"/>
-              <w:spacing w:line="240" w:lineRule="auto"/>
+              <w:spacing w:after="0" w:line="240" w:lineRule="auto"/>
             </w:pPr>
             <w:r>
               <w:rPr>
@@ -39,21 +39,7 @@
           <w:p>
             <w:pPr>
               <w:jc w:val="both"/>
-              <w:spacing w:line="240" w:lineRule="auto"/>
-            </w:pPr>
-            <w:r>
-              <w:rPr>
-                <w:rFonts w:ascii="Times New Roman" w:hAnsi="Times New Roman" w:cs="Times New Roman"/>
-                <w:sz w:val="20"/>
-                <w:szCs w:val="20"/>
-              </w:rPr>
-              <w:t xml:space="preserve">Appellate Division</w:t>
-            </w:r>
-          </w:p>
-          <w:p>
-            <w:pPr>
-              <w:jc w:val="both"/>
-              <w:spacing w:line="240" w:lineRule="auto"/>
+              <w:spacing w:after="0" w:line="240" w:lineRule="auto"/>
             </w:pPr>
             <w:r>
               <w:rPr>
@@ -67,7 +53,7 @@
           <w:p>
             <w:pPr>
               <w:jc w:val="both"/>
-              <w:spacing w:line="240" w:lineRule="auto"/>
+              <w:spacing w:after="0" w:line="240" w:lineRule="auto"/>
             </w:pPr>
             <w:r>
               <w:rPr>
@@ -81,7 +67,7 @@
           <w:p>
             <w:pPr>
               <w:jc w:val="both"/>
-              <w:spacing w:line="240" w:lineRule="auto"/>
+              <w:spacing w:after="0" w:line="240" w:lineRule="auto"/>
             </w:pPr>
             <w:r>
               <w:rPr>
@@ -95,7 +81,7 @@
           <w:p>
             <w:pPr>
               <w:jc w:val="both"/>
-              <w:spacing w:line="240" w:lineRule="auto"/>
+              <w:spacing w:after="0" w:line="240" w:lineRule="auto"/>
             </w:pPr>
             <w:r>
               <w:rPr>
@@ -109,7 +95,7 @@
           <w:p>
             <w:pPr>
               <w:jc w:val="both"/>
-              <w:spacing w:line="240" w:lineRule="auto"/>
+              <w:spacing w:after="0" w:line="240" w:lineRule="auto"/>
             </w:pPr>
             <w:r>
               <w:rPr>
@@ -123,7 +109,7 @@
           <w:p>
             <w:pPr>
               <w:jc w:val="both"/>
-              <w:spacing w:line="240" w:lineRule="auto"/>
+              <w:spacing w:after="0" w:line="240" w:lineRule="auto"/>
             </w:pPr>
             <w:r>
               <w:rPr>
@@ -137,7 +123,7 @@
           <w:p>
             <w:pPr>
               <w:jc w:val="both"/>
-              <w:spacing w:line="240" w:lineRule="auto"/>
+              <w:spacing w:after="0" w:line="240" w:lineRule="auto"/>
             </w:pPr>
             <w:r>
               <w:rPr>
@@ -151,7 +137,7 @@
           <w:p>
             <w:pPr>
               <w:jc w:val="both"/>
-              <w:spacing w:line="240" w:lineRule="auto"/>
+              <w:spacing w:after="0" w:line="240" w:lineRule="auto"/>
             </w:pPr>
             <w:r>
               <w:rPr>
@@ -160,6 +146,62 @@
                 <w:szCs w:val="20"/>
               </w:rPr>
               <w:t xml:space="preserve">Jordan Example, Pro Se</w:t>
+            </w:r>
+          </w:p>
+          <w:p>
+            <w:pPr>
+              <w:jc w:val="both"/>
+              <w:spacing w:after="0" w:line="240" w:lineRule="auto"/>
+            </w:pPr>
+            <w:r>
+              <w:rPr>
+                <w:rFonts w:ascii="Times New Roman" w:hAnsi="Times New Roman" w:cs="Times New Roman"/>
+                <w:sz w:val="20"/>
+                <w:szCs w:val="20"/>
+              </w:rPr>
+              <w:t xml:space="preserve">100 Sample Street</w:t>
+            </w:r>
+          </w:p>
+          <w:p>
+            <w:pPr>
+              <w:jc w:val="both"/>
+              <w:spacing w:after="0" w:line="240" w:lineRule="auto"/>
+            </w:pPr>
+            <w:r>
+              <w:rPr>
+                <w:rFonts w:ascii="Times New Roman" w:hAnsi="Times New Roman" w:cs="Times New Roman"/>
+                <w:sz w:val="20"/>
+                <w:szCs w:val="20"/>
+              </w:rPr>
+              <w:t xml:space="preserve">Example City, ST 00000</w:t>
+            </w:r>
+          </w:p>
+          <w:p>
+            <w:pPr>
+              <w:jc w:val="both"/>
+              <w:spacing w:after="0" w:line="240" w:lineRule="auto"/>
+            </w:pPr>
+            <w:r>
+              <w:rPr>
+                <w:rFonts w:ascii="Times New Roman" w:hAnsi="Times New Roman" w:cs="Times New Roman"/>
+                <w:sz w:val="20"/>
+                <w:szCs w:val="20"/>
+              </w:rPr>
+              <w:t xml:space="preserve">jordan.example@example.test</w:t>
+            </w:r>
+          </w:p>
+          <w:p>
+            <w:pPr>
+              <w:jc w:val="both"/>
+              <w:spacing w:after="0" w:line="240" w:lineRule="auto"/>
+            </w:pPr>
+            <w:r>
+              <w:rPr>
+                <w:rFonts w:ascii="Times New Roman" w:hAnsi="Times New Roman" w:cs="Times New Roman"/>
+                <w:sz w:val="20"/>
+                <w:szCs w:val="20"/>
+              </w:rPr>
+              <w:t xml:space="preserve">555-0100</w:t>
             </w:r>
           </w:p>
         </w:tc>
@@ -176,7 +218,7 @@
           <w:p>
             <w:pPr>
               <w:jc w:val="both"/>
-              <w:spacing w:line="240" w:lineRule="auto"/>
+              <w:spacing w:after="0" w:line="240" w:lineRule="auto"/>
             </w:pPr>
             <w:r>
               <w:rPr>
@@ -190,7 +232,7 @@
           <w:p>
             <w:pPr>
               <w:jc w:val="both"/>
-              <w:spacing w:line="240" w:lineRule="auto"/>
+              <w:spacing w:after="0" w:line="240" w:lineRule="auto"/>
             </w:pPr>
             <w:r>
               <w:rPr>
@@ -204,7 +246,7 @@
           <w:p>
             <w:pPr>
               <w:jc w:val="both"/>
-              <w:spacing w:line="240" w:lineRule="auto"/>
+              <w:spacing w:after="0" w:line="240" w:lineRule="auto"/>
             </w:pPr>
             <w:r>
               <w:rPr>
@@ -218,7 +260,7 @@
           <w:p>
             <w:pPr>
               <w:jc w:val="both"/>
-              <w:spacing w:line="240" w:lineRule="auto"/>
+              <w:spacing w:after="0" w:line="240" w:lineRule="auto"/>
             </w:pPr>
             <w:r>
               <w:rPr>
@@ -232,7 +274,7 @@
           <w:p>
             <w:pPr>
               <w:jc w:val="both"/>
-              <w:spacing w:line="240" w:lineRule="auto"/>
+              <w:spacing w:after="0" w:line="240" w:lineRule="auto"/>
             </w:pPr>
             <w:r>
               <w:rPr>
@@ -241,20 +283,6 @@
                 <w:szCs w:val="20"/>
               </w:rPr>
               <w:t xml:space="preserve">Trial Court: L-01000-24</w:t>
-            </w:r>
-          </w:p>
-          <w:p>
-            <w:pPr>
-              <w:jc w:val="both"/>
-              <w:spacing w:line="240" w:lineRule="auto"/>
-            </w:pPr>
-            <w:r>
-              <w:rPr>
-                <w:rFonts w:ascii="Times New Roman" w:hAnsi="Times New Roman" w:cs="Times New Roman"/>
-                <w:sz w:val="20"/>
-                <w:szCs w:val="20"/>
-              </w:rPr>
-              <w:t xml:space="preserve">Division / Courtroom: Appellate Division</w:t>
             </w:r>
           </w:p>
         </w:tc>
@@ -274,7 +302,7 @@
           <w:p>
             <w:pPr>
               <w:jc w:val="center"/>
-              <w:spacing w:line="240" w:lineRule="auto"/>
+              <w:spacing w:after="0" w:line="240" w:lineRule="auto"/>
             </w:pPr>
             <w:r>
               <w:rPr>
@@ -297,7 +325,7 @@
     <w:p>
       <w:pPr>
         <w:jc w:val="both"/>
-        <w:spacing w:line="480" w:lineRule="auto"/>
+        <w:spacing w:after="200" w:line="480" w:lineRule="auto"/>
       </w:pPr>
       <w:r>
         <w:rPr>
@@ -312,7 +340,7 @@
     <w:p>
       <w:pPr>
         <w:jc w:val="both"/>
-        <w:spacing w:line="480" w:lineRule="auto"/>
+        <w:spacing w:after="0" w:line="480" w:lineRule="auto"/>
       </w:pPr>
       <w:r>
         <w:rPr>
@@ -326,7 +354,7 @@
     <w:p>
       <w:pPr>
         <w:jc w:val="both"/>
-        <w:spacing w:line="480" w:lineRule="auto"/>
+        <w:spacing w:after="0" w:line="480" w:lineRule="auto"/>
       </w:pPr>
       <w:r>
         <w:rPr>
@@ -340,7 +368,7 @@
     <w:p>
       <w:pPr>
         <w:jc w:val="both"/>
-        <w:spacing w:line="480" w:lineRule="auto"/>
+        <w:spacing w:after="0" w:line="480" w:lineRule="auto"/>
       </w:pPr>
       <w:r>
         <w:rPr>
@@ -354,7 +382,7 @@
     <w:p>
       <w:pPr>
         <w:jc w:val="both"/>
-        <w:spacing w:line="480" w:lineRule="auto"/>
+        <w:spacing w:after="0" w:line="480" w:lineRule="auto"/>
       </w:pPr>
       <w:r>
         <w:rPr>
@@ -368,7 +396,7 @@
     <w:p>
       <w:pPr>
         <w:jc w:val="both"/>
-        <w:spacing w:line="480" w:lineRule="auto"/>
+        <w:spacing w:after="0" w:line="480" w:lineRule="auto"/>
       </w:pPr>
       <w:r>
         <w:rPr>
@@ -382,7 +410,7 @@
     <w:p>
       <w:pPr>
         <w:jc w:val="both"/>
-        <w:spacing w:line="480" w:lineRule="auto"/>
+        <w:spacing w:after="0" w:line="480" w:lineRule="auto"/>
       </w:pPr>
       <w:r>
         <w:rPr>
@@ -396,7 +424,7 @@
     <w:p>
       <w:pPr>
         <w:jc w:val="both"/>
-        <w:spacing w:line="480" w:lineRule="auto"/>
+        <w:spacing w:after="0" w:line="480" w:lineRule="auto"/>
       </w:pPr>
       <w:r>
         <w:rPr>
@@ -409,8 +437,43 @@
     </w:p>
     <w:p>
       <w:pPr>
-        <w:jc w:val="both"/>
-        <w:spacing w:line="480" w:lineRule="auto"/>
+        <w:jc w:val="center"/>
+        <w:spacing w:after="120" w:line="480" w:lineRule="auto"/>
+        <w:keepNext/>
+        <w:keepLines/>
+      </w:pPr>
+      <w:r>
+        <w:rPr>
+          <w:rFonts w:ascii="Times New Roman" w:hAnsi="Times New Roman" w:cs="Times New Roman"/>
+          <w:sz w:val="24"/>
+          <w:szCs w:val="24"/>
+          <w:b/>
+        </w:rPr>
+        <w:t xml:space="preserve">CERTIFICATION IN LIEU OF OATH (R. 1:4-4(b))</w:t>
+      </w:r>
+    </w:p>
+    <w:p>
+      <w:pPr>
+        <w:jc w:val="both"/>
+        <w:spacing w:after="160" w:line="480" w:lineRule="auto"/>
+        <w:keepNext/>
+        <w:keepLines/>
+      </w:pPr>
+      <w:r>
+        <w:rPr>
+          <w:rFonts w:ascii="Times New Roman" w:hAnsi="Times New Roman" w:cs="Times New Roman"/>
+          <w:sz w:val="24"/>
+          <w:szCs w:val="24"/>
+        </w:rPr>
+        <w:t xml:space="preserve">I certify that the foregoing statements made by me are true. I am aware that if any of the foregoing statements made by me are willfully false, I am subject to punishment.</w:t>
+      </w:r>
+    </w:p>
+    <w:p>
+      <w:pPr>
+        <w:jc w:val="both"/>
+        <w:spacing w:after="0" w:line="240" w:lineRule="auto"/>
+        <w:keepNext/>
+        <w:keepLines/>
       </w:pPr>
       <w:r>
         <w:rPr>
@@ -424,7 +487,9 @@
     <w:p>
       <w:pPr>
         <w:jc w:val="both"/>
-        <w:spacing w:line="480" w:lineRule="auto"/>
+        <w:spacing w:after="0" w:line="240" w:lineRule="auto"/>
+        <w:keepNext/>
+        <w:keepLines/>
       </w:pPr>
       <w:r>
         <w:rPr>
@@ -438,7 +503,9 @@
     <w:p>
       <w:pPr>
         <w:jc w:val="both"/>
-        <w:spacing w:line="480" w:lineRule="auto"/>
+        <w:spacing w:after="0" w:line="240" w:lineRule="auto"/>
+        <w:keepNext/>
+        <w:keepLines/>
       </w:pPr>
       <w:r>
         <w:rPr>
@@ -452,7 +519,9 @@
     <w:p>
       <w:pPr>
         <w:jc w:val="both"/>
-        <w:spacing w:line="480" w:lineRule="auto"/>
+        <w:spacing w:after="0" w:line="240" w:lineRule="auto"/>
+        <w:keepNext/>
+        <w:keepLines/>
       </w:pPr>
       <w:r>
         <w:rPr>
@@ -466,7 +535,9 @@
     <w:p>
       <w:pPr>
         <w:jc w:val="both"/>
-        <w:spacing w:line="480" w:lineRule="auto"/>
+        <w:spacing w:after="0" w:line="240" w:lineRule="auto"/>
+        <w:keepNext/>
+        <w:keepLines/>
       </w:pPr>
       <w:r>
         <w:rPr>
@@ -480,7 +551,9 @@
     <w:p>
       <w:pPr>
         <w:jc w:val="both"/>
-        <w:spacing w:line="480" w:lineRule="auto"/>
+        <w:spacing w:after="0" w:line="240" w:lineRule="auto"/>
+        <w:keepNext/>
+        <w:keepLines/>
       </w:pPr>
       <w:r>
         <w:rPr>
@@ -494,7 +567,9 @@
     <w:p>
       <w:pPr>
         <w:jc w:val="both"/>
-        <w:spacing w:line="480" w:lineRule="auto"/>
+        <w:spacing w:after="0" w:line="240" w:lineRule="auto"/>
+        <w:keepNext/>
+        <w:keepLines/>
       </w:pPr>
       <w:r>
         <w:rPr>
@@ -507,8 +582,43 @@
     </w:p>
     <w:p>
       <w:pPr>
+        <w:jc w:val="both"/>
+        <w:spacing w:after="0" w:line="240" w:lineRule="auto"/>
+        <w:keepNext/>
+        <w:keepLines/>
+      </w:pPr>
+      <w:r>
+        <w:rPr>
+          <w:rFonts w:ascii="Times New Roman" w:hAnsi="Times New Roman" w:cs="Times New Roman"/>
+          <w:sz w:val="24"/>
+          <w:szCs w:val="24"/>
+        </w:rPr>
+        <w:t xml:space="preserve">jordan.example@example.test</w:t>
+      </w:r>
+    </w:p>
+    <w:p>
+      <w:pPr>
+        <w:jc w:val="both"/>
+        <w:spacing w:after="0" w:line="240" w:lineRule="auto"/>
+      </w:pPr>
+      <w:r>
+        <w:rPr>
+          <w:rFonts w:ascii="Times New Roman" w:hAnsi="Times New Roman" w:cs="Times New Roman"/>
+          <w:sz w:val="24"/>
+          <w:szCs w:val="24"/>
+        </w:rPr>
+        <w:t xml:space="preserve">555-0100</w:t>
+      </w:r>
+    </w:p>
+    <w:p>
+      <w:r>
+        <w:br w:type="page"/>
+      </w:r>
+    </w:p>
+    <w:p>
+      <w:pPr>
         <w:jc w:val="center"/>
-        <w:spacing w:line="480" w:lineRule="auto"/>
+        <w:spacing w:after="0" w:line="480" w:lineRule="auto"/>
       </w:pPr>
       <w:r>
         <w:rPr>
@@ -517,42 +627,13 @@
           <w:szCs w:val="24"/>
           <w:b/>
         </w:rPr>
-        <w:t xml:space="preserve">CERTIFICATION IN LIEU OF OATH (R. 1:4-4(b))</w:t>
-      </w:r>
-    </w:p>
-    <w:p>
-      <w:pPr>
-        <w:jc w:val="both"/>
-        <w:spacing w:line="480" w:lineRule="auto"/>
-      </w:pPr>
-      <w:r>
-        <w:rPr>
-          <w:rFonts w:ascii="Times New Roman" w:hAnsi="Times New Roman" w:cs="Times New Roman"/>
-          <w:sz w:val="24"/>
-          <w:szCs w:val="24"/>
-        </w:rPr>
-        <w:t xml:space="preserve">I certify that the foregoing statements made by me are true. I am aware that if any of the foregoing statements made by me are willfully false, I am subject to punishment.</w:t>
-      </w:r>
-    </w:p>
-    <w:p>
-      <w:pPr>
-        <w:jc w:val="center"/>
-        <w:spacing w:line="480" w:lineRule="auto"/>
-      </w:pPr>
-      <w:r>
-        <w:rPr>
-          <w:rFonts w:ascii="Times New Roman" w:hAnsi="Times New Roman" w:cs="Times New Roman"/>
-          <w:sz w:val="24"/>
-          <w:szCs w:val="24"/>
-          <w:b/>
-        </w:rPr>
         <w:t xml:space="preserve">CERTIFICATE OF SERVICE</w:t>
       </w:r>
     </w:p>
     <w:p>
       <w:pPr>
         <w:jc w:val="both"/>
-        <w:spacing w:line="480" w:lineRule="auto"/>
+        <w:spacing w:after="0" w:line="480" w:lineRule="auto"/>
       </w:pPr>
       <w:r>
         <w:rPr>
@@ -561,6 +642,34 @@
           <w:szCs w:val="24"/>
         </w:rPr>
         <w:t xml:space="preserve">I will serve a copy of this paper myself. This software did not serve anyone.</w:t>
+      </w:r>
+    </w:p>
+    <w:p>
+      <w:pPr>
+        <w:jc w:val="both"/>
+        <w:spacing w:after="0" w:line="480" w:lineRule="auto"/>
+      </w:pPr>
+      <w:r>
+        <w:rPr>
+          <w:rFonts w:ascii="Times New Roman" w:hAnsi="Times New Roman" w:cs="Times New Roman"/>
+          <w:sz w:val="24"/>
+          <w:szCs w:val="24"/>
+        </w:rPr>
+        <w:t xml:space="preserve">Date: October 16, 2026</w:t>
+      </w:r>
+    </w:p>
+    <w:p>
+      <w:pPr>
+        <w:jc w:val="both"/>
+        <w:spacing w:after="0" w:line="480" w:lineRule="auto"/>
+      </w:pPr>
+      <w:r>
+        <w:rPr>
+          <w:rFonts w:ascii="Times New Roman" w:hAnsi="Times New Roman" w:cs="Times New Roman"/>
+          <w:sz w:val="24"/>
+          <w:szCs w:val="24"/>
+        </w:rPr>
+        <w:t xml:space="preserve">/s/ Jordan Example</w:t>
       </w:r>
     </w:p>
     <w:sectPr>

--- a/docs/samples/nj-appellate-motion-jordan-example.docx
+++ b/docs/samples/nj-appellate-motion-jordan-example.docx
@@ -226,7 +226,7 @@
                 <w:sz w:val="20"/>
                 <w:szCs w:val="20"/>
               </w:rPr>
-              <w:t xml:space="preserve">COURT USE ONLY▲</w:t>
+              <w:t xml:space="preserve">COURT USE ONLY</w:t>
             </w:r>
           </w:p>
           <w:p>
@@ -254,21 +254,7 @@
                 <w:sz w:val="20"/>
                 <w:szCs w:val="20"/>
               </w:rPr>
-              <w:t xml:space="preserve">Case Number</w:t>
-            </w:r>
-          </w:p>
-          <w:p>
-            <w:pPr>
-              <w:jc w:val="both"/>
-              <w:spacing w:after="0" w:line="240" w:lineRule="auto"/>
-            </w:pPr>
-            <w:r>
-              <w:rPr>
-                <w:rFonts w:ascii="Times New Roman" w:hAnsi="Times New Roman" w:cs="Times New Roman"/>
-                <w:sz w:val="20"/>
-                <w:szCs w:val="20"/>
-              </w:rPr>
-              <w:t xml:space="preserve">Appellate: A-01000-24</w:t>
+              <w:t xml:space="preserve">Case Number: A-01000-24</w:t>
             </w:r>
           </w:p>
           <w:p>
@@ -481,7 +467,7 @@
           <w:sz w:val="24"/>
           <w:szCs w:val="24"/>
         </w:rPr>
-        <w:t xml:space="preserve">Date: October 16, 2026</w:t>
+        <w:t xml:space="preserve">Date: ____________</w:t>
       </w:r>
     </w:p>
     <w:p>
@@ -655,7 +641,35 @@
           <w:sz w:val="24"/>
           <w:szCs w:val="24"/>
         </w:rPr>
-        <w:t xml:space="preserve">Date: October 16, 2026</w:t>
+        <w:t xml:space="preserve">Recipient: Sample County Clerk</w:t>
+      </w:r>
+    </w:p>
+    <w:p>
+      <w:pPr>
+        <w:jc w:val="both"/>
+        <w:spacing w:after="0" w:line="480" w:lineRule="auto"/>
+      </w:pPr>
+      <w:r>
+        <w:rPr>
+          <w:rFonts w:ascii="Times New Roman" w:hAnsi="Times New Roman" w:cs="Times New Roman"/>
+          <w:sz w:val="24"/>
+          <w:szCs w:val="24"/>
+        </w:rPr>
+        <w:t xml:space="preserve">Method: electronic mail</w:t>
+      </w:r>
+    </w:p>
+    <w:p>
+      <w:pPr>
+        <w:jc w:val="both"/>
+        <w:spacing w:after="0" w:line="480" w:lineRule="auto"/>
+      </w:pPr>
+      <w:r>
+        <w:rPr>
+          <w:rFonts w:ascii="Times New Roman" w:hAnsi="Times New Roman" w:cs="Times New Roman"/>
+          <w:sz w:val="24"/>
+          <w:szCs w:val="24"/>
+        </w:rPr>
+        <w:t xml:space="preserve">Date: October 1, 2026</w:t>
       </w:r>
     </w:p>
     <w:p>

--- a/docs/samples/nj-appellate-motion-jordan-example.docx
+++ b/docs/samples/nj-appellate-motion-jordan-example.docx
@@ -24,7 +24,7 @@
           </w:tcPr>
           <w:p>
             <w:pPr>
-              <w:jc w:val="both"/>
+              <w:jc w:val="left"/>
               <w:spacing w:after="0" w:line="240" w:lineRule="auto"/>
             </w:pPr>
             <w:r>
@@ -38,7 +38,7 @@
           </w:p>
           <w:p>
             <w:pPr>
-              <w:jc w:val="both"/>
+              <w:jc w:val="left"/>
               <w:spacing w:after="0" w:line="240" w:lineRule="auto"/>
             </w:pPr>
             <w:r>
@@ -52,7 +52,7 @@
           </w:p>
           <w:p>
             <w:pPr>
-              <w:jc w:val="both"/>
+              <w:jc w:val="left"/>
               <w:spacing w:after="0" w:line="240" w:lineRule="auto"/>
             </w:pPr>
             <w:r>
@@ -66,7 +66,7 @@
           </w:p>
           <w:p>
             <w:pPr>
-              <w:jc w:val="both"/>
+              <w:jc w:val="left"/>
               <w:spacing w:after="0" w:line="240" w:lineRule="auto"/>
             </w:pPr>
             <w:r>
@@ -80,7 +80,7 @@
           </w:p>
           <w:p>
             <w:pPr>
-              <w:jc w:val="both"/>
+              <w:jc w:val="left"/>
               <w:spacing w:after="0" w:line="240" w:lineRule="auto"/>
             </w:pPr>
             <w:r>
@@ -94,7 +94,7 @@
           </w:p>
           <w:p>
             <w:pPr>
-              <w:jc w:val="both"/>
+              <w:jc w:val="left"/>
               <w:spacing w:after="0" w:line="240" w:lineRule="auto"/>
             </w:pPr>
             <w:r>
@@ -108,7 +108,7 @@
           </w:p>
           <w:p>
             <w:pPr>
-              <w:jc w:val="both"/>
+              <w:jc w:val="left"/>
               <w:spacing w:after="0" w:line="240" w:lineRule="auto"/>
             </w:pPr>
             <w:r>
@@ -122,7 +122,7 @@
           </w:p>
           <w:p>
             <w:pPr>
-              <w:jc w:val="both"/>
+              <w:jc w:val="left"/>
               <w:spacing w:after="0" w:line="240" w:lineRule="auto"/>
             </w:pPr>
             <w:r>
@@ -136,7 +136,7 @@
           </w:p>
           <w:p>
             <w:pPr>
-              <w:jc w:val="both"/>
+              <w:jc w:val="left"/>
               <w:spacing w:after="0" w:line="240" w:lineRule="auto"/>
             </w:pPr>
             <w:r>
@@ -150,7 +150,7 @@
           </w:p>
           <w:p>
             <w:pPr>
-              <w:jc w:val="both"/>
+              <w:jc w:val="left"/>
               <w:spacing w:after="0" w:line="240" w:lineRule="auto"/>
             </w:pPr>
             <w:r>
@@ -164,7 +164,7 @@
           </w:p>
           <w:p>
             <w:pPr>
-              <w:jc w:val="both"/>
+              <w:jc w:val="left"/>
               <w:spacing w:after="0" w:line="240" w:lineRule="auto"/>
             </w:pPr>
             <w:r>
@@ -178,7 +178,7 @@
           </w:p>
           <w:p>
             <w:pPr>
-              <w:jc w:val="both"/>
+              <w:jc w:val="left"/>
               <w:spacing w:after="0" w:line="240" w:lineRule="auto"/>
             </w:pPr>
             <w:r>
@@ -192,7 +192,7 @@
           </w:p>
           <w:p>
             <w:pPr>
-              <w:jc w:val="both"/>
+              <w:jc w:val="left"/>
               <w:spacing w:after="0" w:line="240" w:lineRule="auto"/>
             </w:pPr>
             <w:r>
@@ -217,7 +217,7 @@
           </w:tcPr>
           <w:p>
             <w:pPr>
-              <w:jc w:val="both"/>
+              <w:jc w:val="left"/>
               <w:spacing w:after="0" w:line="240" w:lineRule="auto"/>
             </w:pPr>
             <w:r>
@@ -231,7 +231,7 @@
           </w:p>
           <w:p>
             <w:pPr>
-              <w:jc w:val="both"/>
+              <w:jc w:val="left"/>
               <w:spacing w:after="0" w:line="240" w:lineRule="auto"/>
             </w:pPr>
             <w:r>
@@ -245,7 +245,7 @@
           </w:p>
           <w:p>
             <w:pPr>
-              <w:jc w:val="both"/>
+              <w:jc w:val="left"/>
               <w:spacing w:after="0" w:line="240" w:lineRule="auto"/>
             </w:pPr>
             <w:r>
@@ -259,7 +259,7 @@
           </w:p>
           <w:p>
             <w:pPr>
-              <w:jc w:val="both"/>
+              <w:jc w:val="left"/>
               <w:spacing w:after="0" w:line="240" w:lineRule="auto"/>
             </w:pPr>
             <w:r>
@@ -310,7 +310,7 @@
     </w:p>
     <w:p>
       <w:pPr>
-        <w:jc w:val="both"/>
+        <w:jc w:val="left"/>
         <w:spacing w:after="200" w:line="480" w:lineRule="auto"/>
       </w:pPr>
       <w:r>
@@ -325,7 +325,7 @@
     </w:p>
     <w:p>
       <w:pPr>
-        <w:jc w:val="both"/>
+        <w:jc w:val="left"/>
         <w:spacing w:after="0" w:line="480" w:lineRule="auto"/>
       </w:pPr>
       <w:r>
@@ -339,7 +339,7 @@
     </w:p>
     <w:p>
       <w:pPr>
-        <w:jc w:val="both"/>
+        <w:jc w:val="left"/>
         <w:spacing w:after="0" w:line="480" w:lineRule="auto"/>
       </w:pPr>
       <w:r>
@@ -353,7 +353,7 @@
     </w:p>
     <w:p>
       <w:pPr>
-        <w:jc w:val="both"/>
+        <w:jc w:val="left"/>
         <w:spacing w:after="0" w:line="480" w:lineRule="auto"/>
       </w:pPr>
       <w:r>
@@ -367,7 +367,7 @@
     </w:p>
     <w:p>
       <w:pPr>
-        <w:jc w:val="both"/>
+        <w:jc w:val="left"/>
         <w:spacing w:after="0" w:line="480" w:lineRule="auto"/>
       </w:pPr>
       <w:r>
@@ -381,7 +381,7 @@
     </w:p>
     <w:p>
       <w:pPr>
-        <w:jc w:val="both"/>
+        <w:jc w:val="left"/>
         <w:spacing w:after="0" w:line="480" w:lineRule="auto"/>
       </w:pPr>
       <w:r>
@@ -395,7 +395,7 @@
     </w:p>
     <w:p>
       <w:pPr>
-        <w:jc w:val="both"/>
+        <w:jc w:val="left"/>
         <w:spacing w:after="0" w:line="480" w:lineRule="auto"/>
       </w:pPr>
       <w:r>
@@ -409,7 +409,7 @@
     </w:p>
     <w:p>
       <w:pPr>
-        <w:jc w:val="both"/>
+        <w:jc w:val="left"/>
         <w:spacing w:after="0" w:line="480" w:lineRule="auto"/>
       </w:pPr>
       <w:r>
@@ -440,7 +440,7 @@
     </w:p>
     <w:p>
       <w:pPr>
-        <w:jc w:val="both"/>
+        <w:jc w:val="left"/>
         <w:spacing w:after="160" w:line="480" w:lineRule="auto"/>
         <w:keepNext/>
         <w:keepLines/>
@@ -456,7 +456,7 @@
     </w:p>
     <w:p>
       <w:pPr>
-        <w:jc w:val="both"/>
+        <w:jc w:val="left"/>
         <w:spacing w:after="0" w:line="240" w:lineRule="auto"/>
         <w:keepNext/>
         <w:keepLines/>
@@ -472,7 +472,7 @@
     </w:p>
     <w:p>
       <w:pPr>
-        <w:jc w:val="both"/>
+        <w:jc w:val="left"/>
         <w:spacing w:after="0" w:line="240" w:lineRule="auto"/>
         <w:keepNext/>
         <w:keepLines/>
@@ -488,7 +488,7 @@
     </w:p>
     <w:p>
       <w:pPr>
-        <w:jc w:val="both"/>
+        <w:jc w:val="left"/>
         <w:spacing w:after="0" w:line="240" w:lineRule="auto"/>
         <w:keepNext/>
         <w:keepLines/>
@@ -504,7 +504,7 @@
     </w:p>
     <w:p>
       <w:pPr>
-        <w:jc w:val="both"/>
+        <w:jc w:val="left"/>
         <w:spacing w:after="0" w:line="240" w:lineRule="auto"/>
         <w:keepNext/>
         <w:keepLines/>
@@ -520,7 +520,7 @@
     </w:p>
     <w:p>
       <w:pPr>
-        <w:jc w:val="both"/>
+        <w:jc w:val="left"/>
         <w:spacing w:after="0" w:line="240" w:lineRule="auto"/>
         <w:keepNext/>
         <w:keepLines/>
@@ -536,7 +536,7 @@
     </w:p>
     <w:p>
       <w:pPr>
-        <w:jc w:val="both"/>
+        <w:jc w:val="left"/>
         <w:spacing w:after="0" w:line="240" w:lineRule="auto"/>
         <w:keepNext/>
         <w:keepLines/>
@@ -552,7 +552,7 @@
     </w:p>
     <w:p>
       <w:pPr>
-        <w:jc w:val="both"/>
+        <w:jc w:val="left"/>
         <w:spacing w:after="0" w:line="240" w:lineRule="auto"/>
         <w:keepNext/>
         <w:keepLines/>
@@ -568,7 +568,7 @@
     </w:p>
     <w:p>
       <w:pPr>
-        <w:jc w:val="both"/>
+        <w:jc w:val="left"/>
         <w:spacing w:after="0" w:line="240" w:lineRule="auto"/>
         <w:keepNext/>
         <w:keepLines/>
@@ -584,7 +584,7 @@
     </w:p>
     <w:p>
       <w:pPr>
-        <w:jc w:val="both"/>
+        <w:jc w:val="left"/>
         <w:spacing w:after="0" w:line="240" w:lineRule="auto"/>
       </w:pPr>
       <w:r>
@@ -618,63 +618,21 @@
     </w:p>
     <w:p>
       <w:pPr>
-        <w:jc w:val="both"/>
-        <w:spacing w:after="0" w:line="480" w:lineRule="auto"/>
-      </w:pPr>
-      <w:r>
-        <w:rPr>
-          <w:rFonts w:ascii="Times New Roman" w:hAnsi="Times New Roman" w:cs="Times New Roman"/>
-          <w:sz w:val="24"/>
-          <w:szCs w:val="24"/>
-        </w:rPr>
-        <w:t xml:space="preserve">I will serve a copy of this paper myself. This software did not serve anyone.</w:t>
-      </w:r>
-    </w:p>
-    <w:p>
-      <w:pPr>
-        <w:jc w:val="both"/>
-        <w:spacing w:after="0" w:line="480" w:lineRule="auto"/>
-      </w:pPr>
-      <w:r>
-        <w:rPr>
-          <w:rFonts w:ascii="Times New Roman" w:hAnsi="Times New Roman" w:cs="Times New Roman"/>
-          <w:sz w:val="24"/>
-          <w:szCs w:val="24"/>
-        </w:rPr>
-        <w:t xml:space="preserve">Recipient: Sample County Clerk</w:t>
-      </w:r>
-    </w:p>
-    <w:p>
-      <w:pPr>
-        <w:jc w:val="both"/>
-        <w:spacing w:after="0" w:line="480" w:lineRule="auto"/>
-      </w:pPr>
-      <w:r>
-        <w:rPr>
-          <w:rFonts w:ascii="Times New Roman" w:hAnsi="Times New Roman" w:cs="Times New Roman"/>
-          <w:sz w:val="24"/>
-          <w:szCs w:val="24"/>
-        </w:rPr>
-        <w:t xml:space="preserve">Method: electronic mail</w:t>
-      </w:r>
-    </w:p>
-    <w:p>
-      <w:pPr>
-        <w:jc w:val="both"/>
-        <w:spacing w:after="0" w:line="480" w:lineRule="auto"/>
-      </w:pPr>
-      <w:r>
-        <w:rPr>
-          <w:rFonts w:ascii="Times New Roman" w:hAnsi="Times New Roman" w:cs="Times New Roman"/>
-          <w:sz w:val="24"/>
-          <w:szCs w:val="24"/>
-        </w:rPr>
-        <w:t xml:space="preserve">Date: October 1, 2026</w:t>
-      </w:r>
-    </w:p>
-    <w:p>
-      <w:pPr>
-        <w:jc w:val="both"/>
+        <w:jc w:val="left"/>
+        <w:spacing w:after="0" w:line="480" w:lineRule="auto"/>
+      </w:pPr>
+      <w:r>
+        <w:rPr>
+          <w:rFonts w:ascii="Times New Roman" w:hAnsi="Times New Roman" w:cs="Times New Roman"/>
+          <w:sz w:val="24"/>
+          <w:szCs w:val="24"/>
+        </w:rPr>
+        <w:t xml:space="preserve">I certify that on October 16, 2026 I served a copy of this motion on Sample County Clerk by electronic mail.</w:t>
+      </w:r>
+    </w:p>
+    <w:p>
+      <w:pPr>
+        <w:jc w:val="left"/>
         <w:spacing w:after="0" w:line="480" w:lineRule="auto"/>
       </w:pPr>
       <w:r>
